--- a/Docs/Upload_package/highlights_and_credits.docx
+++ b/Docs/Upload_package/highlights_and_credits.docx
@@ -109,7 +109,7 @@
           <w:sz w:val="22"/>
           <w:szCs w:val="22"/>
         </w:rPr>
-        <w:t xml:space="preserve">Parametric sensitivity analysis confirms stable gain plateau across α ∈ [0.28, 0.55]</w:t>
+        <w:t>Parametric sensitivity analysis confirms stable gain plateau across α ∈ [0.20, 0.55]</w:t>
       </w:r>
     </w:p>
     <w:p>
@@ -127,7 +127,7 @@
           <w:sz w:val="22"/>
           <w:szCs w:val="22"/>
         </w:rPr>
-        <w:t xml:space="preserve">Estimated build cost 7,900–8,500 BDT; competitive with commercial MPPT controllers</w:t>
+        <w:t>Estimated build cost ~1,500 BDT; 89% below commercial MPPT with commercial MPPT controllers</w:t>
       </w:r>
     </w:p>
     <w:p>
@@ -245,7 +245,7 @@
           <w:sz w:val="22"/>
           <w:szCs w:val="22"/>
         </w:rPr>
-        <w:t xml:space="preserve">Designed the full simulation methodology including the four-state Markov-chain irradiance model, Monte Carlo validation framework (N = 200 trials per scenario), LSTM ablation study (16/32/64 units), and parametric sensitivity sweep of α ∈ [0.05, 0.75].</w:t>
+        <w:t>Designed the full simulation methodology including the four-state Markov-chain irradiance model, Monte Carlo validation framework (N = 30 trials per scenario), LSTM ablation study (16/32/64 units), and parametric sensitivity sweep of α ∈ [0.05, 0.75].</w:t>
       </w:r>
     </w:p>
     <w:p>
